--- a/data/human_paras/human_para_42.docx
+++ b/data/human_paras/human_para_42.docx
@@ -4,7 +4,7 @@
   <w:body>
     <w:p>
       <w:r>
-        <w:t>During the works I also volunteered as a Library Associate, I processed customer’s charges, and educated individual to minimize the fairs. I also had organized over 700+ books and periodicals to be checked out. Keeping library shelves and printing the material and keeping those stocked and organized was also a task didn’t hesitated to complete.</w:t>
+        <w:t>Thank you for considering me for the intern position.  I look forward to meeting with you to further discuss my qualifications and interest for the Audit Intern Summer 2021 Position at Weaver. If you have any questions, you can reach me at Aorthi.002@ucr.edu or (747)-998-9691.</w:t>
       </w:r>
     </w:p>
     <w:sectPr>
